--- a/小野町_引継ぎ_整理済/23_障がいアンケート分析/小野町_障がい計画_目標値とアンケート設問の対応_第2版_20261007.docx
+++ b/小野町_引継ぎ_整理済/23_障がいアンケート分析/小野町_障がい計画_目標値とアンケート設問の対応_第2版_20261007.docx
@@ -1121,6 +1121,7 @@
     </w:p>
     <w:p>
       <w:pPr>
+        <w:pStyle w:val="Heading1"/>
         <w:keepNext/>
         <w:spacing w:before="240" w:after="100"/>
       </w:pPr>
@@ -1770,6 +1771,7 @@
     </w:p>
     <w:p>
       <w:pPr>
+        <w:pStyle w:val="Heading1"/>
         <w:keepNext/>
         <w:spacing w:before="240" w:after="100"/>
       </w:pPr>
@@ -2230,6 +2232,7 @@
     </w:p>
     <w:p>
       <w:pPr>
+        <w:pStyle w:val="Heading1"/>
         <w:keepNext/>
         <w:spacing w:before="240" w:after="100"/>
       </w:pPr>
@@ -6284,6 +6287,7 @@
     </w:p>
     <w:p>
       <w:pPr>
+        <w:pStyle w:val="Heading2"/>
         <w:keepNext/>
         <w:spacing w:before="180" w:after="100"/>
       </w:pPr>
@@ -6833,6 +6837,7 @@
     </w:p>
     <w:p>
       <w:pPr>
+        <w:pStyle w:val="Heading2"/>
         <w:keepNext/>
         <w:spacing w:before="180" w:after="100"/>
       </w:pPr>
@@ -7286,6 +7291,7 @@
     </w:p>
     <w:p>
       <w:pPr>
+        <w:pStyle w:val="Heading1"/>
         <w:keepNext/>
         <w:spacing w:before="240" w:after="100"/>
       </w:pPr>
@@ -8538,6 +8544,7 @@
     </w:p>
     <w:p>
       <w:pPr>
+        <w:pStyle w:val="Heading1"/>
         <w:keepNext/>
         <w:spacing w:before="240" w:after="100"/>
       </w:pPr>
@@ -9152,6 +9159,7 @@
     </w:p>
     <w:p>
       <w:pPr>
+        <w:pStyle w:val="Heading2"/>
         <w:keepNext/>
         <w:spacing w:before="180" w:after="100"/>
       </w:pPr>
@@ -9573,6 +9581,7 @@
     </w:p>
     <w:p>
       <w:pPr>
+        <w:pStyle w:val="Heading1"/>
         <w:keepNext/>
         <w:spacing w:before="240" w:after="100"/>
       </w:pPr>
@@ -10197,6 +10206,7 @@
     </w:p>
     <w:p>
       <w:pPr>
+        <w:pStyle w:val="Heading2"/>
         <w:keepNext/>
         <w:spacing w:before="180" w:after="100"/>
       </w:pPr>
@@ -10559,6 +10569,7 @@
     </w:p>
     <w:p>
       <w:pPr>
+        <w:pStyle w:val="Heading2"/>
         <w:keepNext/>
         <w:spacing w:before="180" w:after="100"/>
       </w:pPr>
@@ -10889,6 +10900,7 @@
     </w:p>
     <w:p>
       <w:pPr>
+        <w:pStyle w:val="Heading2"/>
         <w:keepNext/>
         <w:spacing w:before="180" w:after="100"/>
       </w:pPr>
@@ -10957,6 +10969,7 @@
     </w:p>
     <w:p>
       <w:pPr>
+        <w:pStyle w:val="Heading1"/>
         <w:keepNext/>
         <w:spacing w:before="240" w:after="100"/>
       </w:pPr>
@@ -11731,6 +11744,7 @@
     </w:p>
     <w:p>
       <w:pPr>
+        <w:pStyle w:val="Heading1"/>
         <w:keepNext/>
         <w:spacing w:before="240" w:after="100"/>
       </w:pPr>
@@ -12655,6 +12669,7 @@
     </w:p>
     <w:p>
       <w:pPr>
+        <w:pStyle w:val="Heading1"/>
         <w:keepNext/>
         <w:spacing w:before="240" w:after="100"/>
       </w:pPr>
@@ -13541,6 +13556,7 @@
     </w:p>
     <w:p>
       <w:pPr>
+        <w:pStyle w:val="Heading1"/>
         <w:keepNext/>
         <w:spacing w:before="240" w:after="100"/>
       </w:pPr>
@@ -14583,7 +14599,7 @@
                 <w:i w:val="0"/>
                 <w:sz w:val="17"/>
               </w:rPr>
-              <w:t>{'五', '三', '六', '一', '八', '四'}</w:t>
+              <w:t>('一', '三', '四', '五', '六', '八')</w:t>
             </w:r>
           </w:p>
         </w:tc>
@@ -14603,7 +14619,7 @@
                 <w:i w:val="0"/>
                 <w:sz w:val="17"/>
               </w:rPr>
-              <w:t>{'五', '三', '六', '一', '八', '四'}</w:t>
+              <w:t>('一', '三', '四', '五', '六', '八')</w:t>
             </w:r>
           </w:p>
         </w:tc>
@@ -15657,6 +15673,7 @@
     <w:rPr>
       <w:rFonts w:ascii="游ゴシック" w:hAnsi="游ゴシック" w:eastAsia="游ゴシック"/>
       <w:sz w:val="21"/>
+      <w:lang w:val="en-US" w:eastAsia="ja-JP"/>
     </w:rPr>
   </w:style>
   <w:style w:type="paragraph" w:styleId="Header">
@@ -15714,15 +15731,17 @@
     <w:pPr>
       <w:keepNext/>
       <w:keepLines/>
-      <w:spacing w:before="480" w:after="0"/>
+      <w:spacing w:before="240" w:after="100"/>
+      <w:ind w:left="0" w:firstLine="0"/>
       <w:outlineLvl w:val="0"/>
     </w:pPr>
     <w:rPr>
-      <w:rFonts w:asciiTheme="majorHAnsi" w:eastAsiaTheme="majorEastAsia" w:hAnsiTheme="majorHAnsi" w:cstheme="majorBidi"/>
+      <w:rFonts w:asciiTheme="majorHAnsi" w:eastAsiaTheme="majorEastAsia" w:hAnsiTheme="majorHAnsi" w:cstheme="majorBidi" w:ascii="游ゴシック" w:hAnsi="游ゴシック" w:eastAsia="游ゴシック"/>
       <w:b/>
       <w:bCs/>
-      <w:color w:val="365F91" w:themeColor="accent1" w:themeShade="BF"/>
-      <w:sz w:val="28"/>
+      <w:i w:val="0"/>
+      <w:color w:val="2E74B5"/>
+      <w:sz w:val="30"/>
       <w:szCs w:val="28"/>
     </w:rPr>
   </w:style>
@@ -15738,15 +15757,17 @@
     <w:pPr>
       <w:keepNext/>
       <w:keepLines/>
-      <w:spacing w:before="200" w:after="0"/>
+      <w:spacing w:before="180" w:after="100"/>
+      <w:ind w:left="0" w:firstLine="0"/>
       <w:outlineLvl w:val="1"/>
     </w:pPr>
     <w:rPr>
-      <w:rFonts w:asciiTheme="majorHAnsi" w:eastAsiaTheme="majorEastAsia" w:hAnsiTheme="majorHAnsi" w:cstheme="majorBidi"/>
+      <w:rFonts w:asciiTheme="majorHAnsi" w:eastAsiaTheme="majorEastAsia" w:hAnsiTheme="majorHAnsi" w:cstheme="majorBidi" w:ascii="游ゴシック" w:hAnsi="游ゴシック" w:eastAsia="游ゴシック"/>
       <w:b/>
       <w:bCs/>
-      <w:color w:val="4F81BD" w:themeColor="accent1"/>
-      <w:sz w:val="26"/>
+      <w:i w:val="0"/>
+      <w:color w:val="2E74B5"/>
+      <w:sz w:val="25"/>
       <w:szCs w:val="26"/>
     </w:rPr>
   </w:style>
@@ -15762,14 +15783,17 @@
     <w:pPr>
       <w:keepNext/>
       <w:keepLines/>
-      <w:spacing w:before="200" w:after="0"/>
+      <w:spacing w:before="180" w:after="80"/>
+      <w:ind w:left="0" w:firstLine="0"/>
       <w:outlineLvl w:val="2"/>
     </w:pPr>
     <w:rPr>
-      <w:rFonts w:asciiTheme="majorHAnsi" w:eastAsiaTheme="majorEastAsia" w:hAnsiTheme="majorHAnsi" w:cstheme="majorBidi"/>
+      <w:rFonts w:asciiTheme="majorHAnsi" w:eastAsiaTheme="majorEastAsia" w:hAnsiTheme="majorHAnsi" w:cstheme="majorBidi" w:ascii="游ゴシック" w:hAnsi="游ゴシック" w:eastAsia="游ゴシック"/>
       <w:b/>
       <w:bCs/>
-      <w:color w:val="4F81BD" w:themeColor="accent1"/>
+      <w:i w:val="0"/>
+      <w:color w:val="1F4D78"/>
+      <w:sz w:val="22"/>
     </w:rPr>
   </w:style>
   <w:style w:type="paragraph" w:styleId="Heading4">

--- a/小野町_引継ぎ_整理済/23_障がいアンケート分析/小野町_障がい計画_目標値とアンケート設問の対応_第2版_20261007.docx
+++ b/小野町_引継ぎ_整理済/23_障がいアンケート分析/小野町_障がい計画_目標値とアンケート設問の対応_第2版_20261007.docx
@@ -1348,6 +1348,7 @@
           </w:tcPr>
           <w:p>
             <w:pPr>
+              <w:keepNext/>
               <w:spacing w:before="20" w:after="20"/>
             </w:pPr>
             <w:r>
@@ -1368,6 +1369,7 @@
           </w:tcPr>
           <w:p>
             <w:pPr>
+              <w:keepNext/>
               <w:spacing w:before="20" w:after="20"/>
             </w:pPr>
             <w:r>
@@ -1636,6 +1638,7 @@
           </w:tcPr>
           <w:p>
             <w:pPr>
+              <w:keepNext/>
               <w:spacing w:before="20" w:after="20"/>
             </w:pPr>
             <w:r>
@@ -1656,6 +1659,7 @@
           </w:tcPr>
           <w:p>
             <w:pPr>
+              <w:keepNext/>
               <w:spacing w:before="20" w:after="20"/>
             </w:pPr>
             <w:r>
@@ -2036,6 +2040,7 @@
           </w:tcPr>
           <w:p>
             <w:pPr>
+              <w:keepNext/>
               <w:spacing w:before="20" w:after="20"/>
             </w:pPr>
             <w:r>
@@ -2056,6 +2061,7 @@
           </w:tcPr>
           <w:p>
             <w:pPr>
+              <w:keepNext/>
               <w:spacing w:before="20" w:after="20"/>
             </w:pPr>
             <w:r>
@@ -2076,6 +2082,7 @@
           </w:tcPr>
           <w:p>
             <w:pPr>
+              <w:keepNext/>
               <w:spacing w:before="20" w:after="20"/>
             </w:pPr>
             <w:r>
@@ -2096,6 +2103,7 @@
           </w:tcPr>
           <w:p>
             <w:pPr>
+              <w:keepNext/>
               <w:spacing w:before="20" w:after="20"/>
             </w:pPr>
             <w:r>
@@ -6554,6 +6562,7 @@
           </w:tcPr>
           <w:p>
             <w:pPr>
+              <w:keepNext/>
               <w:spacing w:before="20" w:after="20"/>
             </w:pPr>
             <w:r>
@@ -6574,6 +6583,7 @@
           </w:tcPr>
           <w:p>
             <w:pPr>
+              <w:keepNext/>
               <w:spacing w:before="20" w:after="20"/>
               <w:jc w:val="right"/>
             </w:pPr>
@@ -6595,6 +6605,7 @@
           </w:tcPr>
           <w:p>
             <w:pPr>
+              <w:keepNext/>
               <w:spacing w:before="20" w:after="20"/>
               <w:jc w:val="right"/>
             </w:pPr>
@@ -6625,6 +6636,7 @@
           </w:tcPr>
           <w:p>
             <w:pPr>
+              <w:keepNext/>
               <w:spacing w:before="20" w:after="20"/>
             </w:pPr>
             <w:r>
@@ -7126,6 +7138,7 @@
           </w:tcPr>
           <w:p>
             <w:pPr>
+              <w:keepNext/>
               <w:spacing w:before="20" w:after="20"/>
             </w:pPr>
             <w:r>
@@ -7146,6 +7159,7 @@
           </w:tcPr>
           <w:p>
             <w:pPr>
+              <w:keepNext/>
               <w:spacing w:before="20" w:after="20"/>
             </w:pPr>
             <w:r>
@@ -7175,6 +7189,7 @@
           </w:tcPr>
           <w:p>
             <w:pPr>
+              <w:keepNext/>
               <w:spacing w:before="20" w:after="20"/>
             </w:pPr>
             <w:r>
@@ -8927,6 +8942,7 @@
           </w:tcPr>
           <w:p>
             <w:pPr>
+              <w:keepNext/>
               <w:spacing w:before="20" w:after="20"/>
             </w:pPr>
             <w:r>
@@ -8947,6 +8963,7 @@
           </w:tcPr>
           <w:p>
             <w:pPr>
+              <w:keepNext/>
               <w:spacing w:before="20" w:after="20"/>
             </w:pPr>
             <w:r>
@@ -8976,6 +8993,7 @@
           </w:tcPr>
           <w:p>
             <w:pPr>
+              <w:keepNext/>
               <w:spacing w:before="20" w:after="20"/>
             </w:pPr>
             <w:r>
@@ -9005,6 +9023,7 @@
           </w:tcPr>
           <w:p>
             <w:pPr>
+              <w:keepNext/>
               <w:spacing w:before="20" w:after="20"/>
             </w:pPr>
             <w:r>
@@ -9366,6 +9385,7 @@
           </w:tcPr>
           <w:p>
             <w:pPr>
+              <w:keepNext/>
               <w:spacing w:before="20" w:after="20"/>
             </w:pPr>
             <w:r>
@@ -9395,6 +9415,7 @@
           </w:tcPr>
           <w:p>
             <w:pPr>
+              <w:keepNext/>
               <w:spacing w:before="20" w:after="20"/>
             </w:pPr>
             <w:r>
@@ -9415,6 +9436,7 @@
           </w:tcPr>
           <w:p>
             <w:pPr>
+              <w:keepNext/>
               <w:spacing w:before="20" w:after="20"/>
             </w:pPr>
             <w:r>
@@ -10037,6 +10059,7 @@
           </w:tcPr>
           <w:p>
             <w:pPr>
+              <w:keepNext/>
               <w:spacing w:before="20" w:after="20"/>
             </w:pPr>
             <w:r>
@@ -10057,6 +10080,7 @@
           </w:tcPr>
           <w:p>
             <w:pPr>
+              <w:keepNext/>
               <w:spacing w:before="20" w:after="20"/>
             </w:pPr>
             <w:r>
@@ -10095,6 +10119,7 @@
           </w:tcPr>
           <w:p>
             <w:pPr>
+              <w:keepNext/>
               <w:spacing w:before="20" w:after="20"/>
             </w:pPr>
             <w:r>
@@ -10445,6 +10470,7 @@
           </w:tcPr>
           <w:p>
             <w:pPr>
+              <w:keepNext/>
               <w:spacing w:before="20" w:after="20"/>
             </w:pPr>
             <w:r>
@@ -10465,6 +10491,7 @@
           </w:tcPr>
           <w:p>
             <w:pPr>
+              <w:keepNext/>
               <w:spacing w:before="20" w:after="20"/>
             </w:pPr>
             <w:r>
@@ -10485,6 +10512,7 @@
           </w:tcPr>
           <w:p>
             <w:pPr>
+              <w:keepNext/>
               <w:spacing w:before="20" w:after="20"/>
             </w:pPr>
             <w:r>
@@ -10776,6 +10804,7 @@
           </w:tcPr>
           <w:p>
             <w:pPr>
+              <w:keepNext/>
               <w:spacing w:before="20" w:after="20"/>
             </w:pPr>
             <w:r>
@@ -10796,6 +10825,7 @@
           </w:tcPr>
           <w:p>
             <w:pPr>
+              <w:keepNext/>
               <w:spacing w:before="20" w:after="20"/>
             </w:pPr>
             <w:r>
@@ -10816,6 +10846,7 @@
           </w:tcPr>
           <w:p>
             <w:pPr>
+              <w:keepNext/>
               <w:spacing w:before="20" w:after="20"/>
             </w:pPr>
             <w:r>
@@ -11489,6 +11520,7 @@
           </w:tcPr>
           <w:p>
             <w:pPr>
+              <w:keepNext/>
               <w:spacing w:before="20" w:after="20"/>
             </w:pPr>
             <w:r>
@@ -11509,6 +11541,7 @@
           </w:tcPr>
           <w:p>
             <w:pPr>
+              <w:keepNext/>
               <w:spacing w:before="20" w:after="20"/>
             </w:pPr>
             <w:r>
@@ -11529,6 +11562,7 @@
           </w:tcPr>
           <w:p>
             <w:pPr>
+              <w:keepNext/>
               <w:spacing w:before="20" w:after="20"/>
             </w:pPr>
             <w:r>
@@ -11549,6 +11583,7 @@
           </w:tcPr>
           <w:p>
             <w:pPr>
+              <w:keepNext/>
               <w:spacing w:before="20" w:after="20"/>
             </w:pPr>
             <w:r>

--- a/小野町_引継ぎ_整理済/23_障がいアンケート分析/小野町_障がい計画_目標値とアンケート設問の対応_第2版_20261007.docx
+++ b/小野町_引継ぎ_整理済/23_障がいアンケート分析/小野町_障がい計画_目標値とアンケート設問の対応_第2版_20261007.docx
@@ -8251,6 +8251,7 @@
           </w:tcPr>
           <w:p>
             <w:pPr>
+              <w:keepNext/>
               <w:spacing w:before="20" w:after="20"/>
             </w:pPr>
             <w:r>
@@ -8271,6 +8272,7 @@
           </w:tcPr>
           <w:p>
             <w:pPr>
+              <w:keepNext/>
               <w:spacing w:before="20" w:after="20"/>
             </w:pPr>
             <w:r>
@@ -8291,6 +8293,7 @@
           </w:tcPr>
           <w:p>
             <w:pPr>
+              <w:keepNext/>
               <w:spacing w:before="20" w:after="20"/>
             </w:pPr>
             <w:r>
@@ -8311,6 +8314,7 @@
           </w:tcPr>
           <w:p>
             <w:pPr>
+              <w:keepNext/>
               <w:spacing w:before="20" w:after="20"/>
             </w:pPr>
             <w:r>
@@ -8331,6 +8335,7 @@
           </w:tcPr>
           <w:p>
             <w:pPr>
+              <w:keepNext/>
               <w:spacing w:before="20" w:after="20"/>
             </w:pPr>
             <w:r>
@@ -8355,6 +8360,7 @@
           </w:tcPr>
           <w:p>
             <w:pPr>
+              <w:keepNext/>
               <w:spacing w:before="20" w:after="20"/>
             </w:pPr>
             <w:r>
@@ -12481,6 +12487,7 @@
           </w:tcPr>
           <w:p>
             <w:pPr>
+              <w:keepNext/>
               <w:spacing w:before="20" w:after="20"/>
             </w:pPr>
             <w:r>
@@ -12501,6 +12508,7 @@
           </w:tcPr>
           <w:p>
             <w:pPr>
+              <w:keepNext/>
               <w:spacing w:before="20" w:after="20"/>
             </w:pPr>
             <w:r>
@@ -12521,6 +12529,7 @@
           </w:tcPr>
           <w:p>
             <w:pPr>
+              <w:keepNext/>
               <w:spacing w:before="20" w:after="20"/>
             </w:pPr>
             <w:r>
@@ -12541,6 +12550,7 @@
           </w:tcPr>
           <w:p>
             <w:pPr>
+              <w:keepNext/>
               <w:spacing w:before="20" w:after="20"/>
             </w:pPr>
             <w:r>
@@ -13467,6 +13477,7 @@
           </w:tcPr>
           <w:p>
             <w:pPr>
+              <w:keepNext/>
               <w:spacing w:before="20" w:after="20"/>
             </w:pPr>
             <w:r>
@@ -13487,6 +13498,7 @@
           </w:tcPr>
           <w:p>
             <w:pPr>
+              <w:keepNext/>
               <w:spacing w:before="20" w:after="20"/>
             </w:pPr>
             <w:r>
@@ -13507,6 +13519,7 @@
           </w:tcPr>
           <w:p>
             <w:pPr>
+              <w:keepNext/>
               <w:spacing w:before="20" w:after="20"/>
             </w:pPr>
             <w:r>

--- a/小野町_引継ぎ_整理済/23_障がいアンケート分析/小野町_障がい計画_目標値とアンケート設問の対応_第2版_20261007.docx
+++ b/小野町_引継ぎ_整理済/23_障がいアンケート分析/小野町_障がい計画_目標値とアンケート設問の対応_第2版_20261007.docx
@@ -1734,7 +1734,7 @@
           <w:i w:val="0"/>
           <w:sz w:val="17"/>
         </w:rPr>
-        <w:t>※ 初版（手元に前回計画がない前提）から、次の2点を訂正しています。</w:t>
+        <w:t xml:space="preserve">※ </w:t>
       </w:r>
       <w:r>
         <w:rPr>
@@ -1743,7 +1743,7 @@
           <w:i w:val="0"/>
           <w:sz w:val="17"/>
         </w:rPr>
-        <w:t>（1）精神障害にも対応した地域包括ケアを「成果目標の漏れ」としたのは誤りです。</w:t>
+        <w:t>（1）精神障害にも対応した地域包括ケアは、前回計画も成果目標には置かず、</w:t>
       </w:r>
       <w:r>
         <w:rPr>
@@ -1752,7 +1752,7 @@
           <w:i w:val="0"/>
           <w:sz w:val="17"/>
         </w:rPr>
-        <w:t>前回計画も成果目標には置かず、第2部第6章1の施策として扱っています。国の立て方では成果目標は主に都道府県が設定し、市町村は活動指標を置きます。漏れているのは成果目標ではなく活動指標です。</w:t>
+        <w:t>第2部第6章1の施策として扱っています。国の立て方では成果目標は主に都道府県が設定し、市町村は活動指標を置きます。漏れているのは成果目標ではなく活動指標です。</w:t>
       </w:r>
       <w:r>
         <w:rPr>
@@ -1761,7 +1761,7 @@
           <w:i w:val="0"/>
           <w:sz w:val="17"/>
         </w:rPr>
-        <w:t>（2）前回計画の目標値を町への依頼事項としていましたが、受領したため不要になりました。</w:t>
+        <w:t>（2）前回計画の目標値は受領済みです。</w:t>
       </w:r>
       <w:r>
         <w:rPr>
@@ -1770,7 +1770,7 @@
           <w:i w:val="0"/>
           <w:sz w:val="17"/>
         </w:rPr>
-        <w:t>依頼は令和8年度末の実績に絞っています（8章）。</w:t>
+        <w:t>町への依頼は令和8年度末の実績に絞っています（8章）。</w:t>
       </w:r>
     </w:p>
     <w:p>
